--- a/documentation/Q3_Technical_Report.docx
+++ b/documentation/Q3_Technical_Report.docx
@@ -747,17 +747,18 @@
         <w:pStyle w:val="Normal"/>
         <w:bidi w:val="0"/>
         <w:spacing w:lineRule="auto" w:line="480" w:before="0" w:after="0"/>
-        <w:ind w:hanging="0" w:start="0" w:end="0"/>
-        <w:rPr>
-          <w:rFonts w:ascii="Times New Roman" w:hAnsi="Times New Roman"/>
-          <w:szCs w:val="24"/>
-        </w:rPr>
-      </w:pPr>
-      <w:r>
-        <w:rPr>
-          <w:szCs w:val="24"/>
-        </w:rPr>
-        <w:t>Git and GitHub will be used to provide version control and traceability. The repository will separate source code, documentation, diagrams, tests, and configuration. The main branch will contain stable versions, while development will contain active integration work. Feature branches can be created for individual modules such as authentication, training, phishing simulation, reporting, or security logging. Pull requests can be used to review changes before merging.</w:t>
+        <w:ind w:start="0" w:end="0" w:firstLine="720"/>
+        <w:rPr>
+          <w:rFonts w:ascii="Times New Roman" w:hAnsi="Times New Roman"/>
+          <w:szCs w:val="24"/>
+        </w:rPr>
+      </w:pPr>
+      <w:r>
+        <w:rPr>
+          <w:rFonts w:ascii="Times New Roman" w:hAnsi="Times New Roman"/>
+          <w:sz w:val="24"/>
+        </w:rPr>
+        <w:t>The project repository is initialized locally in Git with main and development branches. A GitHub or GitLab remote has not yet been configured. The repository will separate source code, documentation, diagrams, tests, and configuration. The main branch will contain stable versions, while development will contain active integration work. Feature branches can be created for individual modules such as authentication, training, phishing simulation, reporting, or security logging. Pull requests can be used to review changes before merging.</w:t>
       </w:r>
     </w:p>
     <w:p>

--- a/documentation/Q3_Technical_Report.docx
+++ b/documentation/Q3_Technical_Report.docx
@@ -142,6 +142,7 @@
         <w:bidi w:val="0"/>
         <w:spacing w:lineRule="auto" w:line="480" w:before="0" w:after="0"/>
         <w:ind w:start="0" w:end="0" w:firstLine="0"/>
+        <w:jc w:val="center"/>
         <w:rPr>
           <w:rFonts w:ascii="Times New Roman" w:hAnsi="Times New Roman"/>
         </w:rPr>
@@ -179,6 +180,7 @@
         <w:bidi w:val="0"/>
         <w:spacing w:lineRule="auto" w:line="480" w:before="0" w:after="0"/>
         <w:ind w:start="0" w:end="0" w:firstLine="0"/>
+        <w:jc w:val="center"/>
         <w:rPr>
           <w:rFonts w:ascii="Times New Roman" w:hAnsi="Times New Roman"/>
           <w:b/>
@@ -230,6 +232,7 @@
         <w:bidi w:val="0"/>
         <w:spacing w:lineRule="auto" w:line="480" w:before="0" w:after="0"/>
         <w:ind w:start="0" w:end="0" w:firstLine="0"/>
+        <w:jc w:val="center"/>
         <w:rPr>
           <w:rFonts w:ascii="Times New Roman" w:hAnsi="Times New Roman"/>
           <w:b/>
@@ -281,6 +284,7 @@
         <w:bidi w:val="0"/>
         <w:spacing w:lineRule="auto" w:line="480" w:before="0" w:after="0"/>
         <w:ind w:start="0" w:end="0" w:firstLine="0"/>
+        <w:jc w:val="center"/>
         <w:rPr>
           <w:rFonts w:ascii="Times New Roman" w:hAnsi="Times New Roman"/>
           <w:b/>
@@ -332,6 +336,7 @@
         <w:bidi w:val="0"/>
         <w:spacing w:lineRule="auto" w:line="480" w:before="0" w:after="0"/>
         <w:ind w:start="0" w:end="0" w:firstLine="0"/>
+        <w:jc w:val="center"/>
         <w:rPr>
           <w:rFonts w:ascii="Times New Roman" w:hAnsi="Times New Roman"/>
           <w:b/>
@@ -383,6 +388,7 @@
         <w:bidi w:val="0"/>
         <w:spacing w:lineRule="auto" w:line="480" w:before="0" w:after="0"/>
         <w:ind w:start="0" w:end="0" w:firstLine="0"/>
+        <w:jc w:val="center"/>
         <w:rPr>
           <w:rFonts w:ascii="Times New Roman" w:hAnsi="Times New Roman"/>
           <w:b/>
@@ -434,6 +440,7 @@
         <w:bidi w:val="0"/>
         <w:spacing w:lineRule="auto" w:line="480" w:before="0" w:after="0"/>
         <w:ind w:start="0" w:end="0" w:firstLine="0"/>
+        <w:jc w:val="center"/>
         <w:rPr>
           <w:rFonts w:ascii="Times New Roman" w:hAnsi="Times New Roman"/>
           <w:b/>
@@ -575,6 +582,7 @@
         <w:bidi w:val="0"/>
         <w:spacing w:lineRule="auto" w:line="480" w:before="0" w:after="0"/>
         <w:ind w:start="0" w:end="0" w:firstLine="0"/>
+        <w:jc w:val="center"/>
         <w:rPr>
           <w:rFonts w:ascii="Times New Roman" w:hAnsi="Times New Roman"/>
           <w:b/>
@@ -626,6 +634,7 @@
         <w:bidi w:val="0"/>
         <w:spacing w:lineRule="auto" w:line="480" w:before="0" w:after="0"/>
         <w:ind w:start="0" w:end="0" w:firstLine="0"/>
+        <w:jc w:val="center"/>
         <w:rPr>
           <w:rFonts w:ascii="Times New Roman" w:hAnsi="Times New Roman"/>
           <w:b/>
@@ -677,6 +686,7 @@
         <w:bidi w:val="0"/>
         <w:spacing w:lineRule="auto" w:line="480" w:before="0" w:after="0"/>
         <w:ind w:start="0" w:end="0" w:firstLine="0"/>
+        <w:jc w:val="center"/>
         <w:rPr>
           <w:rFonts w:ascii="Times New Roman" w:hAnsi="Times New Roman"/>
           <w:b/>
@@ -728,6 +738,7 @@
         <w:bidi w:val="0"/>
         <w:spacing w:lineRule="auto" w:line="480" w:before="0" w:after="0"/>
         <w:ind w:start="0" w:end="0" w:firstLine="0"/>
+        <w:jc w:val="center"/>
         <w:rPr>
           <w:rFonts w:ascii="Times New Roman" w:hAnsi="Times New Roman"/>
           <w:b/>
@@ -822,6 +833,7 @@
         <w:bidi w:val="0"/>
         <w:spacing w:lineRule="auto" w:line="480" w:before="0" w:after="0"/>
         <w:ind w:start="0" w:end="0" w:firstLine="0"/>
+        <w:jc w:val="center"/>
         <w:rPr>
           <w:rFonts w:ascii="Times New Roman" w:hAnsi="Times New Roman"/>
           <w:b/>
@@ -861,6 +873,7 @@
         <w:bidi w:val="0"/>
         <w:spacing w:lineRule="auto" w:line="480" w:before="0" w:after="0"/>
         <w:ind w:start="0" w:end="0" w:firstLine="0"/>
+        <w:jc w:val="center"/>
         <w:rPr>
           <w:rFonts w:ascii="Times New Roman" w:hAnsi="Times New Roman"/>
           <w:b/>
@@ -912,6 +925,7 @@
         <w:bidi w:val="0"/>
         <w:spacing w:lineRule="auto" w:line="480" w:before="0" w:after="0"/>
         <w:ind w:start="0" w:end="0" w:firstLine="0"/>
+        <w:jc w:val="center"/>
         <w:rPr>
           <w:rFonts w:ascii="Times New Roman" w:hAnsi="Times New Roman"/>
           <w:b/>
@@ -1599,7 +1613,7 @@
         <w:pStyle w:val="Normal"/>
         <w:bidi w:val="0"/>
         <w:spacing w:lineRule="auto" w:line="480" w:before="0" w:after="0"/>
-        <w:ind w:hanging="720" w:start="720" w:end="0"/>
+        <w:ind w:start="720" w:end="0" w:left="720" w:hanging="720"/>
         <w:rPr>
           <w:rFonts w:ascii="Times New Roman" w:hAnsi="Times New Roman"/>
         </w:rPr>
@@ -1624,7 +1638,7 @@
         <w:pStyle w:val="Normal"/>
         <w:bidi w:val="0"/>
         <w:spacing w:lineRule="auto" w:line="480" w:before="0" w:after="0"/>
-        <w:ind w:hanging="0" w:start="0" w:end="0"/>
+        <w:ind w:start="0" w:end="0" w:left="720" w:hanging="720"/>
         <w:rPr>
           <w:rFonts w:ascii="Times New Roman" w:hAnsi="Times New Roman"/>
         </w:rPr>
@@ -1649,7 +1663,7 @@
         <w:pStyle w:val="Normal"/>
         <w:bidi w:val="0"/>
         <w:spacing w:lineRule="auto" w:line="480" w:before="0" w:after="0"/>
-        <w:ind w:hanging="0" w:start="0" w:end="0"/>
+        <w:ind w:start="0" w:end="0" w:left="720" w:hanging="720"/>
         <w:rPr>
           <w:rFonts w:ascii="Times New Roman" w:hAnsi="Times New Roman"/>
         </w:rPr>
@@ -1674,7 +1688,7 @@
         <w:pStyle w:val="Normal"/>
         <w:bidi w:val="0"/>
         <w:spacing w:lineRule="auto" w:line="480" w:before="0" w:after="0"/>
-        <w:ind w:hanging="0" w:start="0" w:end="0"/>
+        <w:ind w:start="0" w:end="0" w:left="720" w:hanging="720"/>
         <w:rPr>
           <w:rFonts w:ascii="Times New Roman" w:hAnsi="Times New Roman"/>
         </w:rPr>
@@ -1699,7 +1713,7 @@
         <w:pStyle w:val="Normal"/>
         <w:bidi w:val="0"/>
         <w:spacing w:lineRule="auto" w:line="480" w:before="0" w:after="0"/>
-        <w:ind w:hanging="0" w:start="0" w:end="0"/>
+        <w:ind w:start="0" w:end="0" w:left="720" w:hanging="720"/>
         <w:rPr>
           <w:rFonts w:ascii="Times New Roman" w:hAnsi="Times New Roman"/>
         </w:rPr>
@@ -1724,7 +1738,7 @@
         <w:pStyle w:val="Normal"/>
         <w:bidi w:val="0"/>
         <w:spacing w:lineRule="auto" w:line="480" w:before="0" w:after="0"/>
-        <w:ind w:hanging="0" w:start="0" w:end="0"/>
+        <w:ind w:start="0" w:end="0" w:left="720" w:hanging="720"/>
         <w:rPr>
           <w:rFonts w:ascii="Times New Roman" w:hAnsi="Times New Roman"/>
         </w:rPr>
@@ -1749,7 +1763,7 @@
         <w:pStyle w:val="Normal"/>
         <w:bidi w:val="0"/>
         <w:spacing w:lineRule="auto" w:line="480" w:before="0" w:after="0"/>
-        <w:ind w:hanging="0" w:start="0" w:end="0"/>
+        <w:ind w:start="0" w:end="0" w:left="720" w:hanging="720"/>
         <w:rPr>
           <w:rFonts w:ascii="Times New Roman" w:hAnsi="Times New Roman"/>
         </w:rPr>
@@ -1774,7 +1788,7 @@
         <w:pStyle w:val="Normal"/>
         <w:bidi w:val="0"/>
         <w:spacing w:lineRule="auto" w:line="480" w:before="0" w:after="0"/>
-        <w:ind w:hanging="0" w:start="0" w:end="0"/>
+        <w:ind w:start="0" w:end="0" w:left="720" w:hanging="720"/>
         <w:rPr>
           <w:rFonts w:ascii="Times New Roman" w:hAnsi="Times New Roman"/>
         </w:rPr>
@@ -1799,7 +1813,7 @@
         <w:pStyle w:val="Normal"/>
         <w:bidi w:val="0"/>
         <w:spacing w:lineRule="auto" w:line="480" w:before="0" w:after="0"/>
-        <w:ind w:hanging="0" w:start="0" w:end="0"/>
+        <w:ind w:start="0" w:end="0" w:left="720" w:hanging="720"/>
         <w:rPr>
           <w:rFonts w:ascii="Times New Roman" w:hAnsi="Times New Roman"/>
         </w:rPr>
@@ -1824,7 +1838,7 @@
         <w:pStyle w:val="Normal"/>
         <w:bidi w:val="0"/>
         <w:spacing w:lineRule="auto" w:line="480" w:before="0" w:after="0"/>
-        <w:ind w:hanging="0" w:start="0" w:end="0"/>
+        <w:ind w:start="0" w:end="0" w:left="720" w:hanging="720"/>
         <w:rPr>
           <w:rFonts w:ascii="Times New Roman" w:hAnsi="Times New Roman"/>
         </w:rPr>
@@ -1849,7 +1863,7 @@
         <w:pStyle w:val="Normal"/>
         <w:bidi w:val="0"/>
         <w:spacing w:lineRule="auto" w:line="480" w:before="0" w:after="0"/>
-        <w:ind w:hanging="0" w:start="0" w:end="0"/>
+        <w:ind w:start="0" w:end="0" w:left="720" w:hanging="720"/>
         <w:rPr>
           <w:rFonts w:ascii="Times New Roman" w:hAnsi="Times New Roman"/>
         </w:rPr>
@@ -1898,6 +1912,7 @@
       </w:r>
     </w:p>
     <w:sectPr>
+      <w:headerReference w:type="default" r:id="rId19"/>
       <w:type w:val="nextPage"/>
       <w:pgSz w:w="12240" w:h="15840"/>
       <w:pgMar w:left="1440" w:right="1440" w:gutter="0" w:header="0" w:top="1440" w:footer="0" w:bottom="1440"/>
@@ -1908,6 +1923,18 @@
     </w:sectPr>
   </w:body>
 </w:document>
+</file>
+
+<file path=word/header1.xml><?xml version="1.0" encoding="utf-8"?>
+<w:hdr xmlns:m="http://schemas.openxmlformats.org/officeDocument/2006/math" xmlns:mc="http://schemas.openxmlformats.org/markup-compatibility/2006" xmlns:mo="http://schemas.microsoft.com/office/mac/office/2008/main" xmlns:mv="urn:schemas-microsoft-com:mac:vml" xmlns:o="urn:schemas-microsoft-com:office:office" xmlns:r="http://schemas.openxmlformats.org/officeDocument/2006/relationships" xmlns:v="urn:schemas-microsoft-com:vml" xmlns:w10="urn:schemas-microsoft-com:office:word" xmlns:w14="http://schemas.microsoft.com/office/word/2010/wordml" xmlns:w="http://schemas.openxmlformats.org/wordprocessingml/2006/main" xmlns:wne="http://schemas.microsoft.com/office/word/2006/wordml" xmlns:wp14="http://schemas.microsoft.com/office/word/2010/wordprocessingDrawing" xmlns:wp="http://schemas.openxmlformats.org/drawingml/2006/wordprocessingDrawing" xmlns:wpc="http://schemas.microsoft.com/office/word/2010/wordprocessingCanvas" xmlns:wpg="http://schemas.microsoft.com/office/word/2010/wordprocessingGroup" xmlns:wpi="http://schemas.microsoft.com/office/word/2010/wordprocessingInk" xmlns:wps="http://schemas.microsoft.com/office/word/2010/wordprocessingShape" mc:Ignorable="w14 wp14">
+  <w:p>
+    <w:pPr>
+      <w:pStyle w:val="Header"/>
+      <w:jc w:val="right"/>
+    </w:pPr>
+    <w:fldSimple w:instr="PAGE"/>
+  </w:p>
+</w:hdr>
 </file>
 
 <file path=word/numbering.xml><?xml version="1.0" encoding="utf-8"?>

--- a/documentation/Q3_Technical_Report.docx
+++ b/documentation/Q3_Technical_Report.docx
@@ -765,11 +765,7 @@
         </w:rPr>
       </w:pPr>
       <w:r>
-        <w:rPr>
-          <w:rFonts w:ascii="Times New Roman" w:hAnsi="Times New Roman"/>
-          <w:sz w:val="24"/>
-        </w:rPr>
-        <w:t>The project repository is initialized locally in Git with main and development branches. A GitHub or GitLab remote has not yet been configured. The repository will separate source code, documentation, diagrams, tests, and configuration. The main branch will contain stable versions, while development will contain active integration work. Feature branches can be created for individual modules such as authentication, training, phishing simulation, reporting, or security logging. Pull requests can be used to review changes before merging.</w:t>
+        <w:t>The project repository is published on GitHub at https://github.com/Djgituo/cybersecurity-awareness-system. Both main and development branches are available. The repository separates source code, documentation, diagrams, tests, and configuration. The main branch holds stable milestones, while development is the integration branch. Feature branches can support work on individual modules, and pull requests can be used to review changes before merging.</w:t>
       </w:r>
     </w:p>
     <w:p>
